--- a/static/downloads/fr/docx/layer-4/conflict-resolution-ladder.docx
+++ b/static/downloads/fr/docx/layer-4/conflict-resolution-ladder.docx
@@ -87,7 +87,7 @@
         <w:t xml:space="preserve"> </w:t>
       </w:r>
       <w:r>
-        <w:t xml:space="preserve">2026-06-26</w:t>
+        <w:t xml:space="preserve">2026-07-07</w:t>
       </w:r>
     </w:p>
     <w:p>
@@ -431,24 +431,34 @@
     </w:p>
     <w:p>
       <w:pPr>
-        <w:pStyle w:val="BlockText"/>
-      </w:pPr>
-      <w:r>
-        <w:t xml:space="preserve">**Justification — Pourquoi classifier les conflits **</w:t>
-      </w:r>
-    </w:p>
-    <w:p>
-      <w:pPr>
-        <w:pStyle w:val="BlockText"/>
-      </w:pPr>
-      <w:r>
-        <w:t xml:space="preserve">Sans classes nommées, chaque différend est traité de la même manière — ou pire, traité différemment selon les personnes impliquées. Des classes explicites définissent le point d’entrée, le délai de réponse et la charge de documentation dès le départ, de sorte que les situations critiques pour la sécurité ne puissent pas être discrètement redirigées vers une conversation informelle et que des frictions mineures ne puissent pas être instrumentalisées en examen formel.</w:t>
-      </w:r>
-    </w:p>
-    <w:p>
-      <w:pPr>
-        <w:pStyle w:val="BlockText"/>
-      </w:pPr>
+        <w:pStyle w:val="BodyText"/>
+      </w:pPr>
+      <w:r>
+        <w:t xml:space="preserve">&gt; **Justification — Pourquoi classifier les conflits **</w:t>
+      </w:r>
+      <w:r>
+        <w:t xml:space="preserve"> </w:t>
+      </w:r>
+      <w:r>
+        <w:t xml:space="preserve">&gt;</w:t>
+      </w:r>
+      <w:r>
+        <w:t xml:space="preserve"> </w:t>
+      </w:r>
+      <w:r>
+        <w:t xml:space="preserve">&gt; Sans classes nommées, chaque différend est traité de la même manière — ou pire, traité différemment selon les personnes impliquées. Des classes explicites définissent le point d’entrée, le délai de réponse et la charge de documentation dès le départ, de sorte que les situations critiques pour la sécurité ne puissent pas être discrètement redirigées vers une conversation informelle et que des frictions mineures ne puissent pas être instrumentalisées en examen formel.</w:t>
+      </w:r>
+    </w:p>
+    <w:p>
+      <w:pPr>
+        <w:pStyle w:val="BodyText"/>
+      </w:pPr>
+      <w:r>
+        <w:t xml:space="preserve">&gt;</w:t>
+      </w:r>
+      <w:r>
+        <w:t xml:space="preserve"> </w:t>
+      </w:r>
       <w:r>
         <w:rPr>
           <w:b/>
@@ -456,13 +466,17 @@
         </w:rPr>
         <w:t xml:space="preserve">Instructions — Comment remplir cette section</w:t>
       </w:r>
-    </w:p>
-    <w:p>
-      <w:pPr>
-        <w:pStyle w:val="BlockText"/>
-      </w:pPr>
-      <w:r>
-        <w:t xml:space="preserve">Pour chaque classe, définis les critères d’entrée, l’étape d’entrée dans l’échelle, le délai de réponse initial et la charge de documentation.</w:t>
+      <w:r>
+        <w:t xml:space="preserve"> </w:t>
+      </w:r>
+      <w:r>
+        <w:t xml:space="preserve">&gt;</w:t>
+      </w:r>
+      <w:r>
+        <w:t xml:space="preserve"> </w:t>
+      </w:r>
+      <w:r>
+        <w:t xml:space="preserve">&gt; Pour chaque classe, définis les critères d’entrée, l’étape d’entrée dans l’échelle, le délai de réponse initial et la charge de documentation.</w:t>
       </w:r>
     </w:p>
     <w:tbl>
@@ -545,6 +559,13 @@
             <w:pPr>
               <w:pStyle w:val="Compact"/>
             </w:pPr>
+            <w:r>
+              <w:rPr>
+                <w:i/>
+                <w:iCs/>
+              </w:rPr>
+              <w:t xml:space="preserve">&lt;Interpersonnel&gt;</w:t>
+            </w:r>
           </w:p>
         </w:tc>
         <w:tc>
@@ -553,6 +574,13 @@
             <w:pPr>
               <w:pStyle w:val="Compact"/>
             </w:pPr>
+            <w:r>
+              <w:rPr>
+                <w:i/>
+                <w:iCs/>
+              </w:rPr>
+              <w:t xml:space="preserve">&lt;friction entre membres&gt;</w:t>
+            </w:r>
           </w:p>
         </w:tc>
         <w:tc>
@@ -685,6 +713,13 @@
             <w:pPr>
               <w:pStyle w:val="Compact"/>
             </w:pPr>
+            <w:r>
+              <w:rPr>
+                <w:i/>
+                <w:iCs/>
+              </w:rPr>
+              <w:t xml:space="preserve">&lt;Structurel&gt;</w:t>
+            </w:r>
           </w:p>
         </w:tc>
         <w:tc>
@@ -905,10 +940,10 @@
     </w:tbl>
     <w:p>
       <w:pPr>
-        <w:pStyle w:val="BlockText"/>
-      </w:pPr>
-      <w:r>
-        <w:t xml:space="preserve">Les conflits critiques pour la sécurité priment sur les droits de participation, la continuité des rôles et la commodité opérationnelle.</w:t>
+        <w:pStyle w:val="BodyText"/>
+      </w:pPr>
+      <w:r>
+        <w:t xml:space="preserve">&gt; Les conflits critiques pour la sécurité priment sur les droits de participation, la continuité des rôles et la commodité opérationnelle.</w:t>
       </w:r>
     </w:p>
     <w:bookmarkEnd w:id="18"/>
@@ -1072,24 +1107,34 @@
     </w:p>
     <w:p>
       <w:pPr>
-        <w:pStyle w:val="BlockText"/>
-      </w:pPr>
-      <w:r>
-        <w:t xml:space="preserve">**Justification — Pourquoi une échelle par étapes plutôt qu’un processus unique **</w:t>
-      </w:r>
-    </w:p>
-    <w:p>
-      <w:pPr>
-        <w:pStyle w:val="BlockText"/>
-      </w:pPr>
-      <w:r>
-        <w:t xml:space="preserve">La plupart des conflits sont à faible enjeu et se résolvent mieux entre les personnes concernées ; tout forcer dans un examen formel tuerait la confiance et submergerait le système de gouvernance. Une échelle adapte le poids du processus au poids du différend — conversation privée d’abord, dialogue facilité ensuite, trace écrite seulement quand c’est nécessaire, vote de gouvernance uniquement quand tout le reste a échoué. Cela fait aussi de l’escalade un droit structurel, et non une faveur accordée par la personne qui détient le pouvoir social.</w:t>
-      </w:r>
-    </w:p>
-    <w:p>
-      <w:pPr>
-        <w:pStyle w:val="BlockText"/>
-      </w:pPr>
+        <w:pStyle w:val="BodyText"/>
+      </w:pPr>
+      <w:r>
+        <w:t xml:space="preserve">&gt; **Justification — Pourquoi une échelle par étapes plutôt qu’un processus unique **</w:t>
+      </w:r>
+      <w:r>
+        <w:t xml:space="preserve"> </w:t>
+      </w:r>
+      <w:r>
+        <w:t xml:space="preserve">&gt;</w:t>
+      </w:r>
+      <w:r>
+        <w:t xml:space="preserve"> </w:t>
+      </w:r>
+      <w:r>
+        <w:t xml:space="preserve">&gt; La plupart des conflits sont à faible enjeu et se résolvent mieux entre les personnes concernées ; tout forcer dans un examen formel tuerait la confiance et submergerait le système de gouvernance. Une échelle adapte le poids du processus au poids du différend — conversation privée d’abord, dialogue facilité ensuite, trace écrite seulement quand c’est nécessaire, vote de gouvernance uniquement quand tout le reste a échoué. Cela fait aussi de l’escalade un droit structurel, et non une faveur accordée par la personne qui détient le pouvoir social.</w:t>
+      </w:r>
+    </w:p>
+    <w:p>
+      <w:pPr>
+        <w:pStyle w:val="BodyText"/>
+      </w:pPr>
+      <w:r>
+        <w:t xml:space="preserve">&gt;</w:t>
+      </w:r>
+      <w:r>
+        <w:t xml:space="preserve"> </w:t>
+      </w:r>
       <w:r>
         <w:rPr>
           <w:b/>
@@ -1097,13 +1142,17 @@
         </w:rPr>
         <w:t xml:space="preserve">Instructions — Comment remplir cette section</w:t>
       </w:r>
-    </w:p>
-    <w:p>
-      <w:pPr>
-        <w:pStyle w:val="BlockText"/>
-      </w:pPr>
-      <w:r>
-        <w:t xml:space="preserve">Définis chaque étape de l’échelle : qui est impliqué, ce qui se passe, le délai et la règle d’escalade. Garde les premières étapes légères et confidentielles ; réserve l’examen formel aux étapes ultérieures.</w:t>
+      <w:r>
+        <w:t xml:space="preserve"> </w:t>
+      </w:r>
+      <w:r>
+        <w:t xml:space="preserve">&gt;</w:t>
+      </w:r>
+      <w:r>
+        <w:t xml:space="preserve"> </w:t>
+      </w:r>
+      <w:r>
+        <w:t xml:space="preserve">&gt; Définis chaque étape de l’échelle : qui est impliqué, ce qui se passe, le délai et la règle d’escalade. Garde les premières étapes légères et confidentielles ; réserve l’examen formel aux étapes ultérieures.</w:t>
       </w:r>
     </w:p>
     <w:p>
@@ -1363,24 +1412,34 @@
     </w:p>
     <w:p>
       <w:pPr>
-        <w:pStyle w:val="BlockText"/>
-      </w:pPr>
-      <w:r>
-        <w:t xml:space="preserve">**Justification — Qu’est-ce qui empêche un processus d’être tué par le silence **</w:t>
-      </w:r>
-    </w:p>
-    <w:p>
-      <w:pPr>
-        <w:pStyle w:val="BlockText"/>
-      </w:pPr>
-      <w:r>
-        <w:t xml:space="preserve">Le moyen le plus simple de faire échouer tout processus de responsabilité est de l’ignorer. Si la non-réponse, le retrait ou l’impasse laissent l’affaire gelée, la partie qui subit le préjudice porte le coût de l’inaction. Des règles explicites pour chaque mode de défaillance transforment le silence en déclencheur d’escalade documenté plutôt qu’en veto.</w:t>
-      </w:r>
-    </w:p>
-    <w:p>
-      <w:pPr>
-        <w:pStyle w:val="BlockText"/>
-      </w:pPr>
+        <w:pStyle w:val="BodyText"/>
+      </w:pPr>
+      <w:r>
+        <w:t xml:space="preserve">&gt; **Justification — Qu’est-ce qui empêche un processus d’être tué par le silence **</w:t>
+      </w:r>
+      <w:r>
+        <w:t xml:space="preserve"> </w:t>
+      </w:r>
+      <w:r>
+        <w:t xml:space="preserve">&gt;</w:t>
+      </w:r>
+      <w:r>
+        <w:t xml:space="preserve"> </w:t>
+      </w:r>
+      <w:r>
+        <w:t xml:space="preserve">&gt; Le moyen le plus simple de faire échouer tout processus de responsabilité est de l’ignorer. Si la non-réponse, le retrait ou l’impasse laissent l’affaire gelée, la partie qui subit le préjudice porte le coût de l’inaction. Des règles explicites pour chaque mode de défaillance transforment le silence en déclencheur d’escalade documenté plutôt qu’en veto.</w:t>
+      </w:r>
+    </w:p>
+    <w:p>
+      <w:pPr>
+        <w:pStyle w:val="BodyText"/>
+      </w:pPr>
+      <w:r>
+        <w:t xml:space="preserve">&gt;</w:t>
+      </w:r>
+      <w:r>
+        <w:t xml:space="preserve"> </w:t>
+      </w:r>
       <w:r>
         <w:rPr>
           <w:b/>
@@ -1388,18 +1447,22 @@
         </w:rPr>
         <w:t xml:space="preserve">Instructions — Comment remplir cette section</w:t>
       </w:r>
-    </w:p>
-    <w:p>
-      <w:pPr>
-        <w:pStyle w:val="BlockText"/>
-      </w:pPr>
-      <w:r>
-        <w:t xml:space="preserve">Définis comment la non-réponse, le retrait en cours de processus, l’impasse et la défaillance procédurale sont gérés. Chacun doit avoir un chemin d’escalade documenté.</w:t>
-      </w:r>
-    </w:p>
-    <w:p>
-      <w:pPr>
-        <w:pStyle w:val="FirstParagraph"/>
+      <w:r>
+        <w:t xml:space="preserve"> </w:t>
+      </w:r>
+      <w:r>
+        <w:t xml:space="preserve">&gt;</w:t>
+      </w:r>
+      <w:r>
+        <w:t xml:space="preserve"> </w:t>
+      </w:r>
+      <w:r>
+        <w:t xml:space="preserve">&gt; Définis comment la non-réponse, le retrait en cours de processus, l’impasse et la défaillance procédurale sont gérés. Chacun doit avoir un chemin d’escalade documenté.</w:t>
+      </w:r>
+    </w:p>
+    <w:p>
+      <w:pPr>
+        <w:pStyle w:val="BodyText"/>
       </w:pPr>
       <w:r>
         <w:rPr>
@@ -1581,24 +1644,34 @@
     </w:p>
     <w:p>
       <w:pPr>
-        <w:pStyle w:val="BlockText"/>
-      </w:pPr>
-      <w:r>
-        <w:t xml:space="preserve">**Justification — Pourquoi préciser comment le facilitateur ou la facilitatrice est choisi·e ou remplacé·e **</w:t>
-      </w:r>
-    </w:p>
-    <w:p>
-      <w:pPr>
-        <w:pStyle w:val="BlockText"/>
-      </w:pPr>
-      <w:r>
-        <w:t xml:space="preserve">Un·e facilitateur·rice impliqué·e dans le conflit — ou socialement aligné·e avec l’une des parties — ne peut pas conduire le processus équitablement, quelles que soient ses intentions. Nommer les règles de sélection et de remplacement dès le départ signifie que la partie concernée n’a pas à se battre pour obtenir une audience neutre alors qu’elle est déjà sous pression.</w:t>
-      </w:r>
-    </w:p>
-    <w:p>
-      <w:pPr>
-        <w:pStyle w:val="BlockText"/>
-      </w:pPr>
+        <w:pStyle w:val="BodyText"/>
+      </w:pPr>
+      <w:r>
+        <w:t xml:space="preserve">&gt; **Justification — Pourquoi préciser comment le facilitateur ou la facilitatrice est choisi·e ou remplacé·e **</w:t>
+      </w:r>
+      <w:r>
+        <w:t xml:space="preserve"> </w:t>
+      </w:r>
+      <w:r>
+        <w:t xml:space="preserve">&gt;</w:t>
+      </w:r>
+      <w:r>
+        <w:t xml:space="preserve"> </w:t>
+      </w:r>
+      <w:r>
+        <w:t xml:space="preserve">&gt; Un·e facilitateur·rice impliqué·e dans le conflit — ou socialement aligné·e avec l’une des parties — ne peut pas conduire le processus équitablement, quelles que soient ses intentions. Nommer les règles de sélection et de remplacement dès le départ signifie que la partie concernée n’a pas à se battre pour obtenir une audience neutre alors qu’elle est déjà sous pression.</w:t>
+      </w:r>
+    </w:p>
+    <w:p>
+      <w:pPr>
+        <w:pStyle w:val="BodyText"/>
+      </w:pPr>
+      <w:r>
+        <w:t xml:space="preserve">&gt;</w:t>
+      </w:r>
+      <w:r>
+        <w:t xml:space="preserve"> </w:t>
+      </w:r>
       <w:r>
         <w:rPr>
           <w:b/>
@@ -1606,13 +1679,17 @@
         </w:rPr>
         <w:t xml:space="preserve">Instructions — Comment remplir cette section</w:t>
       </w:r>
-    </w:p>
-    <w:p>
-      <w:pPr>
-        <w:pStyle w:val="BlockText"/>
-      </w:pPr>
-      <w:r>
-        <w:t xml:space="preserve">Indique le rôle de facilitateur·rice par défaut, la règle lorsque le facilitateur ou la facilitatrice est partie au conflit, le droit de récusation et toute disposition pour une facilitation externe.</w:t>
+      <w:r>
+        <w:t xml:space="preserve"> </w:t>
+      </w:r>
+      <w:r>
+        <w:t xml:space="preserve">&gt;</w:t>
+      </w:r>
+      <w:r>
+        <w:t xml:space="preserve"> </w:t>
+      </w:r>
+      <w:r>
+        <w:t xml:space="preserve">&gt; Indique le rôle de facilitateur·rice par défaut, la règle lorsque le facilitateur ou la facilitatrice est partie au conflit, le droit de récusation et toute disposition pour une facilitation externe.</w:t>
       </w:r>
     </w:p>
     <w:p>
@@ -1671,6 +1748,13 @@
           <w:numId w:val="1008"/>
         </w:numPr>
       </w:pPr>
+      <w:r>
+        <w:rPr>
+          <w:i/>
+          <w:iCs/>
+        </w:rPr>
+        <w:t xml:space="preserve">&lt;Facilitation externe optionnelle par accord mutuel.&gt;</w:t>
+      </w:r>
     </w:p>
     <w:bookmarkEnd w:id="21"/>
     <w:bookmarkStart w:id="22" w:name="X173098b71575452b0821667ed76b07070efdd29"/>
@@ -1713,24 +1797,34 @@
     </w:p>
     <w:p>
       <w:pPr>
-        <w:pStyle w:val="BlockText"/>
-      </w:pPr>
-      <w:r>
-        <w:t xml:space="preserve">**Justification — Pourquoi encadrer si strictement la circulation de l’information **</w:t>
-      </w:r>
-    </w:p>
-    <w:p>
-      <w:pPr>
-        <w:pStyle w:val="BlockText"/>
-      </w:pPr>
-      <w:r>
-        <w:t xml:space="preserve">Les dossiers de conflit contiennent les informations les plus sensibles que la communauté détient. Les fuites, les commérages ou les divulgations informelles causent des préjudices secondaires et découragent les signalements futurs. Des limites explicites — ce qui reste entre les parties, ce qui parvient aux Membres Titulaires et quand les dossiers sont détruits — rendent la confidentialité exécutoire plutôt qu’aspirationnelle.</w:t>
-      </w:r>
-    </w:p>
-    <w:p>
-      <w:pPr>
-        <w:pStyle w:val="BlockText"/>
-      </w:pPr>
+        <w:pStyle w:val="BodyText"/>
+      </w:pPr>
+      <w:r>
+        <w:t xml:space="preserve">&gt; **Justification — Pourquoi encadrer si strictement la circulation de l’information **</w:t>
+      </w:r>
+      <w:r>
+        <w:t xml:space="preserve"> </w:t>
+      </w:r>
+      <w:r>
+        <w:t xml:space="preserve">&gt;</w:t>
+      </w:r>
+      <w:r>
+        <w:t xml:space="preserve"> </w:t>
+      </w:r>
+      <w:r>
+        <w:t xml:space="preserve">&gt; Les dossiers de conflit contiennent les informations les plus sensibles que la communauté détient. Les fuites, les commérages ou les divulgations informelles causent des préjudices secondaires et découragent les signalements futurs. Des limites explicites — ce qui reste entre les parties, ce qui parvient aux Membres Titulaires et quand les dossiers sont détruits — rendent la confidentialité exécutoire plutôt qu’aspirationnelle.</w:t>
+      </w:r>
+    </w:p>
+    <w:p>
+      <w:pPr>
+        <w:pStyle w:val="BodyText"/>
+      </w:pPr>
+      <w:r>
+        <w:t xml:space="preserve">&gt;</w:t>
+      </w:r>
+      <w:r>
+        <w:t xml:space="preserve"> </w:t>
+      </w:r>
       <w:r>
         <w:rPr>
           <w:b/>
@@ -1738,13 +1832,17 @@
         </w:rPr>
         <w:t xml:space="preserve">Instructions — Comment remplir cette section</w:t>
       </w:r>
-    </w:p>
-    <w:p>
-      <w:pPr>
-        <w:pStyle w:val="BlockText"/>
-      </w:pPr>
-      <w:r>
-        <w:t xml:space="preserve">Indique quelles étapes sont entièrement confidentielles, quelles informations minimales peuvent être divulguées à l’étape de gouvernance, la durée de conservation et l’obligation de non-divulgation.</w:t>
+      <w:r>
+        <w:t xml:space="preserve"> </w:t>
+      </w:r>
+      <w:r>
+        <w:t xml:space="preserve">&gt;</w:t>
+      </w:r>
+      <w:r>
+        <w:t xml:space="preserve"> </w:t>
+      </w:r>
+      <w:r>
+        <w:t xml:space="preserve">&gt; Indique quelles étapes sont entièrement confidentielles, quelles informations minimales peuvent être divulguées à l’étape de gouvernance, la durée de conservation et l’obligation de non-divulgation.</w:t>
       </w:r>
     </w:p>
     <w:p>
@@ -1948,24 +2046,34 @@
     </w:p>
     <w:p>
       <w:pPr>
-        <w:pStyle w:val="BlockText"/>
-      </w:pPr>
-      <w:r>
-        <w:t xml:space="preserve">**Justification — Pourquoi des garde-fous en plus de l’échelle **</w:t>
-      </w:r>
-    </w:p>
-    <w:p>
-      <w:pPr>
-        <w:pStyle w:val="BlockText"/>
-      </w:pPr>
-      <w:r>
-        <w:t xml:space="preserve">Le processus seul ne protège pas la partie ayant le moins de pouvoir. Les représailles, les plaintes de mauvaise foi, les facilitateur·rice·s en conflit d’intérêts et les risques de sécurité non examinés peuvent tous neutraliser une procédure par ailleurs bien conçue. Les garde-fous sont les filets de sécurité qui maintiennent l’échelle fonctionnelle lorsque les incitations poussent contre un signalement honnête.</w:t>
-      </w:r>
-    </w:p>
-    <w:p>
-      <w:pPr>
-        <w:pStyle w:val="BlockText"/>
-      </w:pPr>
+        <w:pStyle w:val="BodyText"/>
+      </w:pPr>
+      <w:r>
+        <w:t xml:space="preserve">&gt; **Justification — Pourquoi des garde-fous en plus de l’échelle **</w:t>
+      </w:r>
+      <w:r>
+        <w:t xml:space="preserve"> </w:t>
+      </w:r>
+      <w:r>
+        <w:t xml:space="preserve">&gt;</w:t>
+      </w:r>
+      <w:r>
+        <w:t xml:space="preserve"> </w:t>
+      </w:r>
+      <w:r>
+        <w:t xml:space="preserve">&gt; Le processus seul ne protège pas la partie ayant le moins de pouvoir. Les représailles, les plaintes de mauvaise foi, les facilitateur·rice·s en conflit d’intérêts et les risques de sécurité non examinés peuvent tous neutraliser une procédure par ailleurs bien conçue. Les garde-fous sont les filets de sécurité qui maintiennent l’échelle fonctionnelle lorsque les incitations poussent contre un signalement honnête.</w:t>
+      </w:r>
+    </w:p>
+    <w:p>
+      <w:pPr>
+        <w:pStyle w:val="BodyText"/>
+      </w:pPr>
+      <w:r>
+        <w:t xml:space="preserve">&gt;</w:t>
+      </w:r>
+      <w:r>
+        <w:t xml:space="preserve"> </w:t>
+      </w:r>
       <w:r>
         <w:rPr>
           <w:b/>
@@ -1973,13 +2081,17 @@
         </w:rPr>
         <w:t xml:space="preserve">Instructions — Comment remplir cette section</w:t>
       </w:r>
-    </w:p>
-    <w:p>
-      <w:pPr>
-        <w:pStyle w:val="BlockText"/>
-      </w:pPr>
-      <w:r>
-        <w:t xml:space="preserve">Pour chaque garde-fou, indique la règle et la conséquence en cas de violation. Les situations avec différentiel de pouvoir nécessitent leur propre canal de prise en charge.</w:t>
+      <w:r>
+        <w:t xml:space="preserve"> </w:t>
+      </w:r>
+      <w:r>
+        <w:t xml:space="preserve">&gt;</w:t>
+      </w:r>
+      <w:r>
+        <w:t xml:space="preserve"> </w:t>
+      </w:r>
+      <w:r>
+        <w:t xml:space="preserve">&gt; Pour chaque garde-fou, indique la règle et la conséquence en cas de violation. Les situations avec différentiel de pouvoir nécessitent leur propre canal de prise en charge.</w:t>
       </w:r>
     </w:p>
     <w:p>
@@ -2199,6 +2311,9 @@
       <w:r>
         <w:t xml:space="preserve"> </w:t>
       </w:r>
+      <w:r>
+        <w:t xml:space="preserve">&lt;AAAA-MM-JJ&gt;</w:t>
+      </w:r>
     </w:p>
     <w:p>
       <w:pPr>
@@ -2239,6 +2354,9 @@
       </w:r>
       <w:r>
         <w:t xml:space="preserve"> </w:t>
+      </w:r>
+      <w:r>
+        <w:t xml:space="preserve">&lt;version&gt;</w:t>
       </w:r>
     </w:p>
     <w:p>

--- a/static/downloads/fr/docx/layer-4/conflict-resolution-ladder.docx
+++ b/static/downloads/fr/docx/layer-4/conflict-resolution-ladder.docx
@@ -59,7 +59,7 @@
         <w:t xml:space="preserve">RCOS — Système d’Exploitation de Communauté Régénérative</w:t>
       </w:r>
     </w:p>
-    <w:bookmarkStart w:id="25" w:name="échelle-de-résolution-des-conflits"/>
+    <w:bookmarkStart w:id="27" w:name="échelle-de-résolution-des-conflits"/>
     <w:p>
       <w:pPr>
         <w:pStyle w:val="Heading1"/>
@@ -87,7 +87,7 @@
         <w:t xml:space="preserve"> </w:t>
       </w:r>
       <w:r>
-        <w:t xml:space="preserve">2026-07-07</w:t>
+        <w:t xml:space="preserve">2026-08-31</w:t>
       </w:r>
     </w:p>
     <w:p>
@@ -271,7 +271,7 @@
         </w:pict>
       </w:r>
     </w:p>
-    <w:bookmarkStart w:id="18" w:name="classification-des-conflits"/>
+    <w:bookmarkStart w:id="20" w:name="classification-des-conflits"/>
     <w:p>
       <w:pPr>
         <w:pStyle w:val="Heading2"/>
@@ -426,6 +426,54 @@
             <w:iCs/>
           </w:rPr>
           <w:t xml:space="preserve">6.5.3</w:t>
+        </w:r>
+      </w:hyperlink>
+      <w:r>
+        <w:rPr>
+          <w:i/>
+          <w:iCs/>
+        </w:rPr>
+        <w:t xml:space="preserve">,</w:t>
+      </w:r>
+      <w:r>
+        <w:rPr>
+          <w:i/>
+          <w:iCs/>
+        </w:rPr>
+        <w:t xml:space="preserve"> </w:t>
+      </w:r>
+      <w:hyperlink r:id="rId18">
+        <w:r>
+          <w:rPr>
+            <w:rStyle w:val="Hyperlink"/>
+            <w:i/>
+            <w:iCs/>
+          </w:rPr>
+          <w:t xml:space="preserve">6.6.4</w:t>
+        </w:r>
+      </w:hyperlink>
+      <w:r>
+        <w:rPr>
+          <w:i/>
+          <w:iCs/>
+        </w:rPr>
+        <w:t xml:space="preserve">,</w:t>
+      </w:r>
+      <w:r>
+        <w:rPr>
+          <w:i/>
+          <w:iCs/>
+        </w:rPr>
+        <w:t xml:space="preserve"> </w:t>
+      </w:r>
+      <w:hyperlink r:id="rId19">
+        <w:r>
+          <w:rPr>
+            <w:rStyle w:val="Hyperlink"/>
+            <w:i/>
+            <w:iCs/>
+          </w:rPr>
+          <w:t xml:space="preserve">6.7.1</w:t>
         </w:r>
       </w:hyperlink>
     </w:p>
@@ -946,8 +994,8 @@
         <w:t xml:space="preserve">&gt; Les conflits critiques pour la sécurité priment sur les droits de participation, la continuité des rôles et la commodité opérationnelle.</w:t>
       </w:r>
     </w:p>
-    <w:bookmarkEnd w:id="18"/>
-    <w:bookmarkStart w:id="19" w:name="étapes-de-léchelle-de-résolution"/>
+    <w:bookmarkEnd w:id="20"/>
+    <w:bookmarkStart w:id="21" w:name="étapes-de-léchelle-de-résolution"/>
     <w:p>
       <w:pPr>
         <w:pStyle w:val="Heading2"/>
@@ -1104,6 +1152,30 @@
           <w:t xml:space="preserve">6.5.3</w:t>
         </w:r>
       </w:hyperlink>
+      <w:r>
+        <w:rPr>
+          <w:i/>
+          <w:iCs/>
+        </w:rPr>
+        <w:t xml:space="preserve">,</w:t>
+      </w:r>
+      <w:r>
+        <w:rPr>
+          <w:i/>
+          <w:iCs/>
+        </w:rPr>
+        <w:t xml:space="preserve"> </w:t>
+      </w:r>
+      <w:hyperlink r:id="rId18">
+        <w:r>
+          <w:rPr>
+            <w:rStyle w:val="Hyperlink"/>
+            <w:i/>
+            <w:iCs/>
+          </w:rPr>
+          <w:t xml:space="preserve">6.6.1</w:t>
+        </w:r>
+      </w:hyperlink>
     </w:p>
     <w:p>
       <w:pPr>
@@ -1347,8 +1419,8 @@
         <w:t xml:space="preserve">&lt;coordonné avec le Protocole de sortie et de séparation ; période minimale avant une nouvelle candidature.&gt;</w:t>
       </w:r>
     </w:p>
-    <w:bookmarkEnd w:id="19"/>
-    <w:bookmarkStart w:id="20" w:name="non-réponse-retrait-et-impasse"/>
+    <w:bookmarkEnd w:id="21"/>
+    <w:bookmarkStart w:id="22" w:name="non-réponse-retrait-et-impasse"/>
     <w:p>
       <w:pPr>
         <w:pStyle w:val="Heading2"/>
@@ -1579,8 +1651,8 @@
         </w:pict>
       </w:r>
     </w:p>
-    <w:bookmarkEnd w:id="20"/>
-    <w:bookmarkStart w:id="21" w:name="X37a54b0df635da12f7dbb6e95aa63a7bf4bb7c5"/>
+    <w:bookmarkEnd w:id="22"/>
+    <w:bookmarkStart w:id="23" w:name="X37a54b0df635da12f7dbb6e95aa63a7bf4bb7c5"/>
     <w:p>
       <w:pPr>
         <w:pStyle w:val="Heading2"/>
@@ -1756,8 +1828,8 @@
         <w:t xml:space="preserve">&lt;Facilitation externe optionnelle par accord mutuel.&gt;</w:t>
       </w:r>
     </w:p>
-    <w:bookmarkEnd w:id="21"/>
-    <w:bookmarkStart w:id="22" w:name="X173098b71575452b0821667ed76b07070efdd29"/>
+    <w:bookmarkEnd w:id="23"/>
+    <w:bookmarkStart w:id="24" w:name="X173098b71575452b0821667ed76b07070efdd29"/>
     <w:p>
       <w:pPr>
         <w:pStyle w:val="Heading2"/>
@@ -1909,8 +1981,8 @@
         <w:t xml:space="preserve">&lt;Non-divulgation : aucun·e participant·e ne peut partager d’informations sur le processus en dehors des participant·e·s défini·e·s sans le consentement écrit de toutes les parties.&gt;</w:t>
       </w:r>
     </w:p>
-    <w:bookmarkEnd w:id="22"/>
-    <w:bookmarkStart w:id="23" w:name="garde-fous"/>
+    <w:bookmarkEnd w:id="24"/>
+    <w:bookmarkStart w:id="25" w:name="garde-fous"/>
     <w:p>
       <w:pPr>
         <w:pStyle w:val="Heading2"/>
@@ -2043,6 +2115,30 @@
           <w:t xml:space="preserve">6.3.5</w:t>
         </w:r>
       </w:hyperlink>
+      <w:r>
+        <w:rPr>
+          <w:i/>
+          <w:iCs/>
+        </w:rPr>
+        <w:t xml:space="preserve">,</w:t>
+      </w:r>
+      <w:r>
+        <w:rPr>
+          <w:i/>
+          <w:iCs/>
+        </w:rPr>
+        <w:t xml:space="preserve"> </w:t>
+      </w:r>
+      <w:hyperlink r:id="rId18">
+        <w:r>
+          <w:rPr>
+            <w:rStyle w:val="Hyperlink"/>
+            <w:i/>
+            <w:iCs/>
+          </w:rPr>
+          <w:t xml:space="preserve">6.6.2</w:t>
+        </w:r>
+      </w:hyperlink>
     </w:p>
     <w:p>
       <w:pPr>
@@ -2283,8 +2379,8 @@
         </w:pict>
       </w:r>
     </w:p>
-    <w:bookmarkEnd w:id="23"/>
-    <w:bookmarkStart w:id="24" w:name="procès-verbal-de-ratification"/>
+    <w:bookmarkEnd w:id="25"/>
+    <w:bookmarkStart w:id="26" w:name="procès-verbal-de-ratification"/>
     <w:p>
       <w:pPr>
         <w:pStyle w:val="Heading2"/>
@@ -2381,8 +2477,8 @@
         <w:t xml:space="preserve">&lt;lien vers le dossier de décision&gt;</w:t>
       </w:r>
     </w:p>
-    <w:bookmarkEnd w:id="24"/>
-    <w:bookmarkEnd w:id="25"/>
+    <w:bookmarkEnd w:id="26"/>
+    <w:bookmarkEnd w:id="27"/>
     <w:sectPr>
       <w:footnotePr>
         <w:numRestart w:val="eachSect"/>
